--- a/manuscript/response_letter_2026-09-05.docx
+++ b/manuscript/response_letter_2026-09-05.docx
@@ -195,7 +195,7 @@
           <w:b w:val="0"/>
           <w:i w:val="0"/>
         </w:rPr>
-        <w:t>C2.3 (leak) — La lettre ne revendique plus de vérification numérique. Les trois taux de fuite (0.25, 0.50, 1.00 s⁻¹) avaient été passés dans l'ancien balayage, qui n'existe plus ; l'évaluation actuelle est à fuite nulle. La réponse est donc purement structurelle — aucune dérivation n'utilise l'absence de fuite — ce qui est exact mais ne donne aucun chiffre au rapporteur. À rejouer si vous voulez le chiffre.</w:t>
+        <w:t>C2.3 (leak) — Traité, et vérifié numériquement le 5 septembre. L'évaluation a été rejouée à γ = 0.25, 0.50 et 1.00 s⁻¹ sur les 222 tirages admissibles à fuite nulle : aucune prédiction directionnelle ne change, et Model 1 reste exclu à tous les taux. Seule l'admissibilité s'érode un peu (164 → 144 et 148 → 131). Rien de tout cela ne va dans l'article : la frontière maximise déjà sur la distance à la porte, donc la question est close par construction, et une phrase à ce sujet serait un trait de construction pour un lecteur qui n'a pas lu C2.3.</w:t>
       </w:r>
     </w:p>
     <w:p>
@@ -1011,10 +1011,16 @@
           <w:b w:val="0"/>
           <w:i w:val="0"/>
         </w:rPr>
-        <w:t>The reviewer is right, and the point is answered structurally rather than by a robustness check. Adding a leak to either accumulator changes none of the derivations, because none of them depends on the accumulator being leak-free. What the behavioral predictions require is that the drift of the second accumulation be the same in every condition (Equation 8), so that coherence and duration can act on response time only through the maintained level, and that the maintained level be capped at the internal threshold (Equation 4); a common leak alters the mapping from coherence to the maintained level but leaves both properties intact, and therefore leaves every ordering unchanged. The delay-period results are unaffected for a different reason: they concern the fluctuation of the motor-preparatory signal about the maintained level after motion accumulation has stopped, which does not involve the first accumulator at all.</w:t>
+        <w:t>The reviewer is right, and we have answered the point in two ways, because they answer different halves of it.</w:t>
         <w:br/>
         <w:br/>
-        <w:t>It is worth adding, as the reviewer implicitly does, that the architecture already contains a first-order filter between accumulator and muscle, which is a leak on the transmitted signal. What the comment asks for is a leak on the accumulator itself, and that is the one we have addressed.</w:t>
+        <w:t>Structurally, adding a leak to the decision variable changes none of the derivations, since none of them uses leak-freeness. Two are worth spelling out. Discriminability at the end of a stimulus of length t is, under a leaky accumulator with leak γ, equal to (kc/σ)√(2/γ)·√(u/(2−u)) with u = 1 − e^(−γt); this increases in coherence, increases in duration through u, is exactly one half at c = 0 by symmetry, and reduces to kc√t/σ as γ → 0. So the accuracy predictions are leak-proof for any leak rate. The response-time predictions require only that the drift of the second accumulation be the same in every condition (Equation 8), so that coherence and duration act on response time through the maintained level alone, and that the maintained level be capped at the internal threshold (Equation 4); a leak alters the mapping from coherence to the maintained level but leaves both properties intact. The delay-period results are untouched for a third reason: they concern the fluctuation of the motor-preparatory signal about the maintained level after motion accumulation has stopped, and the frontier that excludes Model 1 maximizes over the distance from that level to the gate and over the mixing weights across trials — which is precisely where any change to the first accumulation would appear. A leak cannot move it.</w:t>
+        <w:br/>
+        <w:br/>
+        <w:t>Numerically, we re-ran the parameter-space evaluation at leak rates of 0.25, 0.50 and 1.00 s⁻¹ on the decision variable, over exactly the draws admissible at zero leak and with the same parameter vectors and the same 4000 trials per cell. Nothing directional moves. The coherence and the duration effect on response time keep the observed sign at 139 to 141 of Model 2's 148 draws at every leak rate, against 139 and 138 at zero leak. Model 2 produces all six delay-period cell slopes significantly positive at 75 to 80 draws, against 76 at zero leak. Model 1 does so at none of its draws, at any leak rate, as at zero leak. What does erode, mildly, is admissibility itself: 164 of Model 1's draws and 148 of Model 2's are admissible at zero leak, and 144 and 131 at the largest leak. The draws that drop out are those with the smallest ratio of drift to threshold, kc/θ, which is what the mechanism predicts — a leak caps the accumulator at kc/γ, and once that asymptote approaches θ the threshold stops being reached. That ratio is the criterion for when a leak can matter at all, and over the admissible draws its smallest value at 50% coherence is 1.5 s⁻¹, above the largest rate we tested.</w:t>
+        <w:br/>
+        <w:br/>
+        <w:t>It is worth adding, as the reviewer implicitly does, that the architecture already contains a first-order filter between accumulator and muscle, which is a leak on the transmitted signal, and an Ornstein–Uhlenbeck process during the delay, which is mean-reversion of the maintenance fluctuation. Neither is what the comment asks for. The leak on the decision variable itself is the one addressed above.</w:t>
       </w:r>
     </w:p>
     <w:p>
@@ -1033,7 +1039,7 @@
           <w:b w:val="0"/>
           <w:i/>
         </w:rPr>
-        <w:t>Materials and Methods, Theory (Equations 1–8); Results, the “Theoretical predictions” subsections, none of which uses leak-freeness.</w:t>
+        <w:t>Materials and Methods, Theory (Equations 1–8); Results, the “Theoretical predictions” subsections, none of which uses leak-freeness; Appendix, Corollary A.3. The leak rates are reported here rather than in the manuscript; the code and the output are in the deposited archive (scripts/leak_sweep.py, scripts/results/leak/).</w:t>
       </w:r>
     </w:p>
     <w:p>

--- a/manuscript/response_letter_2026-09-05.docx
+++ b/manuscript/response_letter_2026-09-05.docx
@@ -719,7 +719,6 @@
       </w:r>
       <w:r>
         <w:rPr>
-          <w:b w:val="0"/>
           <w:i w:val="0"/>
         </w:rPr>
         <w:t>We agree that the paper needed a quantitative model, and it now has one. It works in two stages, and we have tried to be careful about what each of them establishes.</w:t>
@@ -728,10 +727,10 @@
         <w:t>The first is derivation. Every prediction the paper tests is derived from the model equations at the point where it is used, in the Results, with the heavier proofs collected in a single Appendix. That is what replaces the verbal and cartoon arguments the comment objects to: the claims are no longer stated in words and then adjudicated by an ANOVA, they follow from the architecture, and the ANOVAs test them. Three examples. Because the drift of the second accumulation is the same in every condition (Equation 8), coherence and duration can act on response time only through the level maintained at the end of the first stage. Because that level is capped at the internal threshold (Equation 4), the coherence effect on response time is larger after a short stimulus than after a long one. And because the temporal-preparation ramp is anchored to stimulus offset while the response signal follows it at a fixed interval, stimulus duration cancels from the ramp: it contributes the same amount in all six coherence × duration cells, so no behavioral effect whatever can separate the two models.</w:t>
         <w:br/>
         <w:br/>
-        <w:t>The second stage is an evaluation over the models' parameter space, which supplies what a derivation cannot, namely the size of each effect. We do not fit. No parameter is estimated from these data, no parameter value is interpreted, and no comparison between the models rests on a goodness-of-fit statistic. Fitting would be the wrong instrument here for three reasons, which the Discussion states: the models are deliberately reduced, so several parameters are close to unidentifiable from behavior and a fitted value would describe the objective's shape rather than a participant; Model 2 contains Model 1 as the special case β = 0, so a better fit for Model 2 is guaranteed and therefore uninformative; and the predictions the paper tests are ordinal, so nothing about them turns on which setting is optimal. What we do instead is sample the parameter space — 1200 Latin-hypercube draws over the ranges of Table 1, 4000 trials per cell per model per draw — screen those draws against behavioral admissibility criteria stated in Materials and Methods (164 draws admissible for Model 1, 148 for Model 2), and report, for every effect, the range of magnitudes each architecture can produce over its admissible draws and the fraction of draws at which it produces the observed sign. The observed value and its between-participant interval are read against that range (Figure 7).</w:t>
+        <w:t>The second stage is an evaluation over the models' parameter space, which supplies what a derivation cannot, namely the size of each effect. We do not fit. No parameter is estimated from these data, no parameter value is interpreted, and no comparison between the models rests on a goodness-of-fit statistic. Fitting would be the wrong instrument here for three reasons, which the Discussion states: the models are deliberately reduced, so several parameters are close to unidentifiable from behavior and a fitted value would describe the objective's shape rather than a participant; Model 2 contains Model 1 as the special case β = 0, so a better fit for Model 2 is guaranteed and therefore uninformative; and the predictions the paper tests are ordinal, so nothing about them turns on which setting is optimal. What we do instead is sample the parameter space — 1200 Latin-hypercube draws over the ranges of Table 1, 4000 trials per cell per model per draw — screen those draws against behavioral admissibility criteria stated in Materials and Methods (164 draws admissible for Model 1, 148 for Model 2), and report, for every effect, the range of magnitudes each model can produce over its admissible draws and the fraction of draws at which it produces the observed sign. The observed value and its between-participant interval are read against that range (Figure 7).</w:t>
         <w:br/>
         <w:br/>
-        <w:t>The result is that behavior does not separate the two architectures and the muscle does. Every behavioral effect falls inside both models' ranges, and the two ranges are barely distinguishable from one another — the expected consequence of the derivation above. The delay-period partial-activation rate separates them: over its admissible draws Model 1's log-rate slope is centred near zero (median −0.02 s⁻¹) and Model 2's is positive (median +0.27), and no draw of Model 1 reaches the observed slope at any rate a participant showed. That is a property of the architecture rather than an unlucky parameter setting, and the Appendix shows why in closed form: with no ramp, the delay-period rate can rise only as the variance of the maintenance fluctuation fills in, and the quantity that makes the rate rise is the same one that makes it small, so ramp and rate trade off against each other.</w:t>
+        <w:t>The result is that behavior does not separate the two models and the muscle does. Every behavioral effect falls inside both models' ranges, and the two ranges are barely distinguishable from one another — the expected consequence of the derivation above. The delay-period partial-activation rate separates them: over its admissible draws Model 1's log-rate slope is centred near zero (median −0.02 s⁻¹) and Model 2's is positive (median +0.27), and no draw of Model 1 reaches the observed slope at any rate a participant showed. That is a property of Model 1 rather than an unlucky parameter setting, and the Appendix shows why in closed form: with no ramp, the delay-period rate can rise only as the variance of the maintenance fluctuation fills in, and the quantity that makes the rate rise is the same one that makes it small, so ramp and rate trade off against each other.</w:t>
       </w:r>
     </w:p>
     <w:p>
@@ -859,7 +858,6 @@
       </w:r>
       <w:r>
         <w:rPr>
-          <w:b w:val="0"/>
           <w:i w:val="0"/>
         </w:rPr>
         <w:t>Figure 1 no longer schematizes the hypotheses: it shows simulated dynamics of the two models. On the second half of the comment — that the qualitative predictions should be shown to hold across a range of parameters — the manuscript now does both halves of what the reviewer asks, in the order that lets each carry its own weight.</w:t>
@@ -868,10 +866,10 @@
         <w:t>Each prediction is first derived from the model equations, in the Results where it is used, with the heavier proofs in the Appendix. A derivation establishes an ordering at every parameter setting for which its premises hold, which is more than a demonstration that the ordering held at a sample of settings, and it makes visible which structural feature the prediction depends on.</w:t>
         <w:br/>
         <w:br/>
-        <w:t>The predictions are then evaluated over the parameter space, which supplies the size a derivation cannot. We draw 1200 parameter vectors by Latin-hypercube sampling over the ranges of Table 1, simulate 4000 trials per cell per model per draw, and retain the draws that meet behavioral admissibility criteria (164 for Model 1, 148 for Model 2). For every effect we report the range of magnitudes each architecture produces over its admissible draws, and the fraction of draws at which it produces the observed sign, against the observed value and its between-participant interval (Figure 7).</w:t>
+        <w:t>The predictions are then evaluated over the parameter space, which supplies the size a derivation cannot. We draw 1200 parameter vectors by Latin-hypercube sampling over the ranges of Table 1, simulate 4000 trials per cell per model per draw, and retain the draws that meet behavioral admissibility criteria (164 for Model 1, 148 for Model 2). For every effect we report the range of magnitudes each model produces over its admissible draws, and the fraction of draws at which it produces the observed sign, against the observed value and its between-participant interval (Figure 7).</w:t>
         <w:br/>
         <w:br/>
-        <w:t>On three effects the evaluation is the substance of the answer rather than a confirmation. The stimulus-period duration effect on partial-activation rate is +0.057 ± 0.015 s⁻¹ in the data; Model 1 produces the opposite sign at 95% of its admissible draws and the observed sign at none, which excludes it on the stimulus period alone. The delay-period ramp and the rate at which partial activations occur have to be produced together; sixteen draws of Model 2 do so and no draw of Model 1 does, and the Appendix computes the frontier that explains why. And on one effect the evaluation shows both architectures to be wrong: the coherence × duration interaction on delay-period rate is +0.107 ± 0.051 s⁻¹ in the data, and runs in the observed direction at 4% of Model 1's admissible draws and 7% of Model 2's, against the opposite direction at 85% and 87%. We report that as a disagreement between the model and the data rather than as a parameter choice some other setting would repair. It also resolves a tension the original submission carried without remarking on it: coherence-related differences in the maintained level were said to shrink after a long stimulus in the Results, for PMET and RT, and to grow after a long stimulus in the Discussion, for delay-period rate. The saturation of the maintained level predicts the first; we have withdrawn the second, and no longer read that interaction as evidence for Model 2 over Model 1.</w:t>
+        <w:t>On three effects the evaluation is the substance of the answer rather than a confirmation. The stimulus-period duration effect on partial-activation rate is +0.057 ± 0.015 s⁻¹ in the data; Model 1 produces the opposite sign at 95% of its admissible draws and the observed sign at none, which excludes it on the stimulus period alone. The delay-period ramp and the rate at which partial activations occur have to be produced together; sixteen draws of Model 2 do so and no draw of Model 1 does, and the Appendix computes the frontier that explains why. And on one effect the evaluation shows both models to be wrong: the coherence × duration interaction on delay-period rate is +0.107 ± 0.051 s⁻¹ in the data, and runs in the observed direction at 4% of Model 1's admissible draws and 7% of Model 2's, against the opposite direction at 85% and 87%. We report that as a disagreement between the model and the data rather than as a parameter choice some other setting would repair. It also resolves a tension the original submission carried without remarking on it: coherence-related differences in the maintained level were said to shrink after a long stimulus in the Results, for PMET and RT, and to grow after a long stimulus in the Discussion, for delay-period rate. The saturation of the maintained level predicts the first; we have withdrawn the second, and no longer read that interaction as evidence for Model 2 over Model 1.</w:t>
         <w:br/>
         <w:br/>
         <w:t>We have also tried to be exact about the scope of each derivation. Some results are exact (accuracy is exactly one half at zero coherence whatever the duration; the final response-locked bin is empty by definition). The saturation result is conditional, and we state the condition. After the response signal the response criterion becomes an absorbing barrier and the Gaussian structure the delay-period derivation relies on is destroyed, so that window is constrained through the two components of response time rather than through a simulated rate curve; we say so rather than implying more.</w:t>
@@ -1008,7 +1006,6 @@
       </w:r>
       <w:r>
         <w:rPr>
-          <w:b w:val="0"/>
           <w:i w:val="0"/>
         </w:rPr>
         <w:t>The reviewer is right, and we have answered the point in two ways, because they answer different halves of it.</w:t>
@@ -1020,7 +1017,7 @@
         <w:t>Numerically, we re-ran the parameter-space evaluation at leak rates of 0.25, 0.50 and 1.00 s⁻¹ on the decision variable, over exactly the draws admissible at zero leak and with the same parameter vectors and the same 4000 trials per cell. Nothing directional moves. The coherence and the duration effect on response time keep the observed sign at 139 to 141 of Model 2's 148 draws at every leak rate, against 139 and 138 at zero leak. Model 2 produces all six delay-period cell slopes significantly positive at 75 to 80 draws, against 76 at zero leak. Model 1 does so at none of its draws, at any leak rate, as at zero leak. What does erode, mildly, is admissibility itself: 164 of Model 1's draws and 148 of Model 2's are admissible at zero leak, and 144 and 131 at the largest leak. The draws that drop out are those with the smallest ratio of drift to threshold, kc/θ, which is what the mechanism predicts — a leak caps the accumulator at kc/γ, and once that asymptote approaches θ the threshold stops being reached. That ratio is the criterion for when a leak can matter at all, and over the admissible draws its smallest value at 50% coherence is 1.5 s⁻¹, above the largest rate we tested.</w:t>
         <w:br/>
         <w:br/>
-        <w:t>It is worth adding, as the reviewer implicitly does, that the architecture already contains a first-order filter between accumulator and muscle, which is a leak on the transmitted signal, and an Ornstein–Uhlenbeck process during the delay, which is mean-reversion of the maintenance fluctuation. Neither is what the comment asks for. The leak on the decision variable itself is the one addressed above.</w:t>
+        <w:t>It is worth adding, as the reviewer implicitly does, that the models already contain a first-order filter between accumulator and muscle, which is a leak on the transmitted signal, and an Ornstein–Uhlenbeck process during the delay, which is mean-reversion of the maintenance fluctuation. Neither is what the comment asks for. The leak on the decision variable itself is the one addressed above.</w:t>
       </w:r>
     </w:p>
     <w:p>
